--- a/Alberto_Nieto_Resume.docx
+++ b/Alberto_Nieto_Resume.docx
@@ -53,7 +53,7 @@
           <w:color w:val="333333"/>
           <w:sz w:val="21"/>
         </w:rPr>
-        <w:t>Strategic and hands-on technology leader with 25+ years in financial services, specializing in AI-driven automation, cloud-native solutions, and enterprise-scale data engineering. Career spans from banking operations to Principal Engineer — building deep domain expertise at every level. Expert in Agentic AI frameworks, GCP infrastructure, and scalable automation pipelines. Open source contributor with published Python libraries on PyPI. Co-inventor on patent application. Bilingual in English and Spanish.</w:t>
+        <w:t>Strategic and hands-on technology leader with 26 years at Wells Fargo in financial services technology, specializing in AI-driven automation, cloud-native solutions, and enterprise-scale data engineering. Career spans from banking operations to Principal Engineer — building deep domain expertise at every level. Expert in Agentic AI frameworks, GCP infrastructure, and scalable automation pipelines. Open source contributor with eight Python libraries on PyPI. Co-inventor on two pending patent applications. Bilingual in English and Spanish.</w:t>
       </w:r>
     </w:p>
     <w:p>
@@ -146,7 +146,7 @@
           <w:color w:val="333333"/>
           <w:sz w:val="21"/>
         </w:rPr>
-        <w:t>CLI tool for Python docstring quality vetting. 19 rules across completeness, accuracy, rendering, and visibility.</w:t>
+        <w:t>CLI tool for Python docstring quality vetting. 31 rules across presence, completeness, accuracy, rendering, and visibility.</w:t>
       </w:r>
     </w:p>
     <w:p>
@@ -169,6 +169,116 @@
           <w:sz w:val="21"/>
         </w:rPr>
         <w:t>Evolutionary prompt optimization for AI agents using Google ADK. Automatically evolves agent instructions through iterative improvement.</w:t>
+      </w:r>
+    </w:p>
+    <w:p>
+      <w:pPr>
+        <w:ind w:left="360"/>
+      </w:pPr>
+      <w:r>
+        <w:rPr>
+          <w:rFonts w:ascii="Calibri" w:hAnsi="Calibri"/>
+          <w:b/>
+          <w:color w:val="1B3A5C"/>
+          <w:sz w:val="21"/>
+        </w:rPr>
+        <w:t xml:space="preserve">vramfit: </w:t>
+      </w:r>
+      <w:r>
+        <w:rPr>
+          <w:rFonts w:ascii="Calibri" w:hAnsi="Calibri"/>
+          <w:color w:val="333333"/>
+          <w:sz w:val="21"/>
+        </w:rPr>
+        <w:t>Fits large open models onto one GPU by measuring per-layer quantization damage and solving a mixed-precision recipe against a VRAM budget. Three published model packs on Hugging Face.</w:t>
+      </w:r>
+    </w:p>
+    <w:p>
+      <w:pPr>
+        <w:ind w:left="360"/>
+      </w:pPr>
+      <w:r>
+        <w:rPr>
+          <w:rFonts w:ascii="Calibri" w:hAnsi="Calibri"/>
+          <w:b/>
+          <w:color w:val="1B3A5C"/>
+          <w:sz w:val="21"/>
+        </w:rPr>
+        <w:t xml:space="preserve">typevet: </w:t>
+      </w:r>
+      <w:r>
+        <w:rPr>
+          <w:rFonts w:ascii="Calibri" w:hAnsi="Calibri"/>
+          <w:color w:val="333333"/>
+          <w:sz w:val="21"/>
+        </w:rPr>
+        <w:t>Typed answers from open models about text and images: yes or no, one label, or a rubric level, read from next-token probabilities. Gemma 4 31B on llama.cpp and vLLM.</w:t>
+      </w:r>
+    </w:p>
+    <w:p>
+      <w:pPr>
+        <w:ind w:left="360"/>
+      </w:pPr>
+      <w:r>
+        <w:rPr>
+          <w:rFonts w:ascii="Calibri" w:hAnsi="Calibri"/>
+          <w:b/>
+          <w:color w:val="1B3A5C"/>
+          <w:sz w:val="21"/>
+        </w:rPr>
+        <w:t xml:space="preserve">judgevet: </w:t>
+      </w:r>
+      <w:r>
+        <w:rPr>
+          <w:rFonts w:ascii="Calibri" w:hAnsi="Calibri"/>
+          <w:color w:val="333333"/>
+          <w:sz w:val="21"/>
+        </w:rPr>
+        <w:t>Typed Python client, CLI, and MCP server for TypeSafe's Jev judgment model.</w:t>
+      </w:r>
+    </w:p>
+    <w:p>
+      <w:pPr>
+        <w:ind w:left="360"/>
+      </w:pPr>
+      <w:r>
+        <w:rPr>
+          <w:rFonts w:ascii="Calibri" w:hAnsi="Calibri"/>
+          <w:b/>
+          <w:color w:val="1B3A5C"/>
+          <w:sz w:val="21"/>
+        </w:rPr>
+        <w:t xml:space="preserve">saucier: </w:t>
+      </w:r>
+      <w:r>
+        <w:rPr>
+          <w:rFonts w:ascii="Calibri" w:hAnsi="Calibri"/>
+          <w:color w:val="333333"/>
+          <w:sz w:val="21"/>
+        </w:rPr>
+        <w:t>Provenance-traced extraction from a 1909 cookbook: 151 sauces, every claim traced to the line it came from.</w:t>
+      </w:r>
+    </w:p>
+    <w:p>
+      <w:pPr>
+        <w:ind w:left="360"/>
+      </w:pPr>
+      <w:r>
+        <w:rPr>
+          <w:rFonts w:ascii="Calibri" w:hAnsi="Calibri"/>
+          <w:b/>
+          <w:color w:val="1B3A5C"/>
+          <w:sz w:val="21"/>
+        </w:rPr>
+        <w:t xml:space="preserve">turboquant-vllm: </w:t>
+      </w:r>
+      <w:r>
+        <w:rPr>
+          <w:rFonts w:ascii="Calibri" w:hAnsi="Calibri"/>
+          <w:color w:val="333333"/>
+          <w:sz w:val="21"/>
+        </w:rPr>
+        <w:t>KV cache compression plugin for vLLM.</w:t>
       </w:r>
     </w:p>
     <w:p>
@@ -199,7 +309,7 @@
           <w:color w:val="333333"/>
           <w:sz w:val="21"/>
         </w:rPr>
-        <w:t>January 2026 — Named as co-inventor on patent application</w:t>
+        <w:t>Co-inventor on two pending patent applications (first named January 2026)</w:t>
       </w:r>
     </w:p>
     <w:p>

--- a/Alberto_Nieto_Resume.docx
+++ b/Alberto_Nieto_Resume.docx
@@ -382,7 +382,7 @@
           <w:color w:val="555555"/>
           <w:sz w:val="19"/>
         </w:rPr>
-        <w:t>Jun 2025 – Present</w:t>
+        <w:t>Jul 2025 – Present</w:t>
       </w:r>
     </w:p>
     <w:p>
@@ -395,7 +395,7 @@
           <w:color w:val="555555"/>
           <w:sz w:val="19"/>
         </w:rPr>
-        <w:t>Wells Fargo, Phoenix, Arizona</w:t>
+        <w:t>Wells Fargo, Chandler, Arizona (Phoenix area)</w:t>
       </w:r>
     </w:p>
     <w:p>
@@ -506,7 +506,7 @@
           <w:color w:val="555555"/>
           <w:sz w:val="19"/>
         </w:rPr>
-        <w:t>Jun 2022 – Jun 2025</w:t>
+        <w:t>Jun 2022 – Jul 2025</w:t>
       </w:r>
     </w:p>
     <w:p>
@@ -519,7 +519,7 @@
           <w:color w:val="555555"/>
           <w:sz w:val="19"/>
         </w:rPr>
-        <w:t>Wells Fargo, Phoenix, Arizona</w:t>
+        <w:t>Wells Fargo, Chandler, Arizona (Phoenix area)</w:t>
       </w:r>
     </w:p>
     <w:p>
@@ -643,7 +643,7 @@
           <w:color w:val="555555"/>
           <w:sz w:val="19"/>
         </w:rPr>
-        <w:t>Wells Fargo, Phoenix, Arizona</w:t>
+        <w:t>Wells Fargo, Chandler, Arizona (Phoenix area)</w:t>
       </w:r>
     </w:p>
     <w:p>
